--- a/rapports/2026-06-06/EQ33/EQ33_enq2_v2/DR_malforme_1_43201E_11/39-95-18-41.docx
+++ b/rapports/2026-06-06/EQ33/EQ33_enq2_v2/DR_malforme_1_43201E_11/39-95-18-41.docx
@@ -297,7 +297,7 @@
           <w:color w:val="1F6FEB"/>
           <w:sz w:val="22"/>
         </w:rPr>
-        <w:t>⚠ INCOHÉRENCES À CORRIGER (129)</w:t>
+        <w:t>⚠ INCOHÉRENCES À CORRIGER (126)</w:t>
       </w:r>
     </w:p>
     <w:tbl>
@@ -1295,7 +1295,7 @@
                 <w:i w:val="0"/>
                 <w:sz w:val="17"/>
               </w:rPr>
-              <w:t>Incohérence!!! seulement les écoles privées paient les frais de scolarité (y compris les frais d'inscription).</w:t>
+              <w:t>Incohérent!! Le niveau d'instruction déclaré par l'un des enfants () au niveau de la section 1 de Maria Mane diffère de celui donné par Maria Mane lui-même qui affirme ne pas avoir frequenté l'école formelle.</w:t>
             </w:r>
           </w:p>
         </w:tc>
@@ -1328,7 +1328,7 @@
                 <w:i w:val="0"/>
                 <w:sz w:val="16"/>
               </w:rPr>
-              <w:t>S02</w:t>
+              <w:t>S11</w:t>
               <w:br/>
             </w:r>
             <w:r>
@@ -1338,7 +1338,7 @@
                 <w:color w:val="64748B"/>
                 <w:sz w:val="14"/>
               </w:rPr>
-              <w:t>Éducation</w:t>
+              <w:t>Logement / cadre de vie</w:t>
             </w:r>
           </w:p>
         </w:tc>
@@ -1354,7 +1354,7 @@
                 <w:color w:val="16A34A"/>
                 <w:sz w:val="16"/>
               </w:rPr>
-              <w:t>—</w:t>
+              <w:t>s03q10__10, s04q18, s04q51, s04q51_unite, s04q39, s04q43, s04q44, s04q63</w:t>
             </w:r>
           </w:p>
         </w:tc>
@@ -1385,7 +1385,7 @@
                 <w:i w:val="0"/>
                 <w:sz w:val="17"/>
               </w:rPr>
-              <w:t>Incohérent!! Le niveau d'instruction déclaré par l'un des enfants () au niveau de la section 1 de Maria Mane diffère de celui donné par Maria Mane lui-même qui affirme ne pas avoir frequenté l'école formelle.</w:t>
+              <w:t>Avertissement!! Le temps cela prend au ménage pour s’approvisionner (acheter/ramasser) cette source d’énergie est 100 minutes qui semble incoherent, prière de corriger ou confirmer avec le QG.</w:t>
             </w:r>
           </w:p>
         </w:tc>
@@ -1444,7 +1444,7 @@
                 <w:color w:val="16A34A"/>
                 <w:sz w:val="16"/>
               </w:rPr>
-              <w:t>s03q10__10, s04q18, s04q51, s04q51_unite, s04q39, s04q43, s04q44, s04q63</w:t>
+              <w:t>—</w:t>
             </w:r>
           </w:p>
         </w:tc>
@@ -1475,7 +1475,7 @@
                 <w:i w:val="0"/>
                 <w:sz w:val="17"/>
               </w:rPr>
-              <w:t>Avertissement!! Le temps cela prend au ménage pour s’approvisionner (acheter/ramasser) cette source d’énergie est 100 minutes qui semble incoherent, prière de corriger ou confirmer avec le QG.</w:t>
+              <w:t>Incoherence!! Le ménage a depensé .</w:t>
             </w:r>
           </w:p>
         </w:tc>
@@ -1534,7 +1534,7 @@
                 <w:color w:val="16A34A"/>
                 <w:sz w:val="16"/>
               </w:rPr>
-              <w:t>—</w:t>
+              <w:t>s01q29, s01q31, s04q24, s00q04, s11q21, s09fq03, s09fq011</w:t>
             </w:r>
           </w:p>
         </w:tc>
@@ -1565,7 +1565,7 @@
                 <w:i w:val="0"/>
                 <w:sz w:val="17"/>
               </w:rPr>
-              <w:t>Incoherence!! Le ménage a depensé .</w:t>
+              <w:t>FCFA dans Frais de connexion au réseau de distribution d'eau mais dit ne pas être connecté à un réseau d'eau courante, prière de corriger cette incoherenceAttention!!! Les ménages vivants dans un(e) Maison Basse à SEDHIOU Rural ont généralement comme principal matériau de construction le/la Banco amélioré/ semi-dur, mais celui du ménage de VIEUX CAMARA (Briques cuites) diffère de celui-ci.</w:t>
             </w:r>
           </w:p>
         </w:tc>
@@ -1598,7 +1598,7 @@
                 <w:i w:val="0"/>
                 <w:sz w:val="16"/>
               </w:rPr>
-              <w:t>S11</w:t>
+              <w:t>S16</w:t>
               <w:br/>
             </w:r>
             <w:r>
@@ -1608,7 +1608,7 @@
                 <w:color w:val="64748B"/>
                 <w:sz w:val="14"/>
               </w:rPr>
-              <w:t>Logement / cadre de vie</w:t>
+              <w:t>Agriculture</w:t>
             </w:r>
           </w:p>
         </w:tc>
@@ -1624,7 +1624,7 @@
                 <w:color w:val="16A34A"/>
                 <w:sz w:val="16"/>
               </w:rPr>
-              <w:t>s01q29, s01q31, s04q24, s00q04, s11q21, s09fq03, s09fq011</w:t>
+              <w:t>—</w:t>
             </w:r>
           </w:p>
         </w:tc>
@@ -1655,7 +1655,7 @@
                 <w:i w:val="0"/>
                 <w:sz w:val="17"/>
               </w:rPr>
-              <w:t>FCFA dans Frais de connexion au réseau de distribution d'eau mais dit ne pas être connecté à un réseau d'eau courante, prière de corriger cette incoherenceAttention!!! Les ménages vivants dans un(e) Maison Basse à SEDHIOU Rural ont généralement comme principal matériau de construction le/la Banco amélioré/ semi-dur, mais celui du ménage de VIEUX CAMARA (Briques cuites) diffère de celui-ci.</w:t>
+              <w:t>Incoherence! Le nombre de cultures dans la parcelle ##N/A## est de .</w:t>
             </w:r>
           </w:p>
         </w:tc>
@@ -1714,7 +1714,7 @@
                 <w:color w:val="16A34A"/>
                 <w:sz w:val="16"/>
               </w:rPr>
-              <w:t>—</w:t>
+              <w:t>s01q28, s01q29, s01q30, s02q01__1, s02q02__1, s02q03__1, s02q15, s03q18</w:t>
             </w:r>
           </w:p>
         </w:tc>
@@ -1745,7 +1745,7 @@
                 <w:i w:val="0"/>
                 <w:sz w:val="17"/>
               </w:rPr>
-              <w:t>Incoherence! Le nombre de cultures dans la parcelle ##N/A## est de .</w:t>
+              <w:t>Le nom du champs ou la parcelle doivent être renseignés, prière de les renseignerIncoherence! Le nombre de minutes (.</w:t>
             </w:r>
           </w:p>
         </w:tc>
@@ -1760,10 +1760,10 @@
               <w:rPr>
                 <w:b/>
                 <w:i w:val="0"/>
-                <w:color w:val="DC2626"/>
-                <w:sz w:val="16"/>
-              </w:rPr>
-              <w:t>Haute</w:t>
+                <w:color w:val="EA580C"/>
+                <w:sz w:val="16"/>
+              </w:rPr>
+              <w:t>Moyenne</w:t>
             </w:r>
           </w:p>
         </w:tc>
@@ -1778,7 +1778,7 @@
                 <w:i w:val="0"/>
                 <w:sz w:val="16"/>
               </w:rPr>
-              <w:t>S16</w:t>
+              <w:t>S00</w:t>
               <w:br/>
             </w:r>
             <w:r>
@@ -1788,7 +1788,7 @@
                 <w:color w:val="64748B"/>
                 <w:sz w:val="14"/>
               </w:rPr>
-              <w:t>Agriculture</w:t>
+              <w:t>Identification</w:t>
             </w:r>
           </w:p>
         </w:tc>
@@ -1804,7 +1804,7 @@
                 <w:color w:val="16A34A"/>
                 <w:sz w:val="16"/>
               </w:rPr>
-              <w:t>s01q28, s01q29, s01q30, s02q01__1, s02q02__1, s02q03__1, s02q15, s03q18</w:t>
+              <w:t>—</w:t>
             </w:r>
           </w:p>
         </w:tc>
@@ -1835,7 +1835,7 @@
                 <w:i w:val="0"/>
                 <w:sz w:val="17"/>
               </w:rPr>
-              <w:t>Le nom du champs ou la parcelle doivent être renseignés, prière de les renseignerIncoherence! Le nombre de minutes (.</w:t>
+              <w:t>Il est obligatoire de prendre les coordonnées Gps avant d'administrer le questionnaire.</w:t>
             </w:r>
           </w:p>
         </w:tc>
@@ -1925,7 +1925,7 @@
                 <w:i w:val="0"/>
                 <w:sz w:val="17"/>
               </w:rPr>
-              <w:t>Il est obligatoire de prendre les coordonnées Gps avant d'administrer le questionnaire.</w:t>
+              <w:t>Prière de prendre les coordonnées GPS.</w:t>
             </w:r>
           </w:p>
         </w:tc>
@@ -2015,7 +2015,7 @@
                 <w:i w:val="0"/>
                 <w:sz w:val="17"/>
               </w:rPr>
-              <w:t>Prière de prendre les coordonnées GPS.</w:t>
+              <w:t>L'adresse ou la localisation du ménage doit être bien renseignée, ne doit pas contenir des numéros de téléphone et elle semble courte pour être une adresse.</w:t>
             </w:r>
           </w:p>
         </w:tc>
@@ -2105,7 +2105,7 @@
                 <w:i w:val="0"/>
                 <w:sz w:val="17"/>
               </w:rPr>
-              <w:t>L'adresse ou la localisation du ménage doit être bien renseignée, ne doit pas contenir des numéros de téléphone et elle semble courte pour être une adresse.</w:t>
+              <w:t>Prière de renseigner la bonne adresse.</w:t>
             </w:r>
           </w:p>
         </w:tc>
@@ -2138,7 +2138,7 @@
                 <w:i w:val="0"/>
                 <w:sz w:val="16"/>
               </w:rPr>
-              <w:t>S00</w:t>
+              <w:t>S01</w:t>
               <w:br/>
             </w:r>
             <w:r>
@@ -2148,7 +2148,7 @@
                 <w:color w:val="64748B"/>
                 <w:sz w:val="14"/>
               </w:rPr>
-              <w:t>Identification</w:t>
+              <w:t>Démographie</w:t>
             </w:r>
           </w:p>
         </w:tc>
@@ -2195,7 +2195,7 @@
                 <w:i w:val="0"/>
                 <w:sz w:val="17"/>
               </w:rPr>
-              <w:t>Prière de renseigner la bonne adresse.</w:t>
+              <w:t>Prière de verifier l'information donnée par Pricille  Mane ou corriger au niveau de la section 1.</w:t>
             </w:r>
           </w:p>
         </w:tc>
@@ -2285,7 +2285,7 @@
                 <w:i w:val="0"/>
                 <w:sz w:val="17"/>
               </w:rPr>
-              <w:t>Prière de verifier l'information donnée par Pricille  Mane ou corriger au niveau de la section 1.</w:t>
+              <w:t>Prière de verifier l'information donnée par Rachel  Mane ou corriger au niveau de la section 1.</w:t>
             </w:r>
           </w:p>
         </w:tc>
@@ -2344,7 +2344,7 @@
                 <w:color w:val="16A34A"/>
                 <w:sz w:val="16"/>
               </w:rPr>
-              <w:t>—</w:t>
+              <w:t>s01q23, s01q00b, s01q23_autre</w:t>
             </w:r>
           </w:p>
         </w:tc>
@@ -2375,7 +2375,7 @@
                 <w:i w:val="0"/>
                 <w:sz w:val="17"/>
               </w:rPr>
-              <w:t>Prière de verifier l'information donnée par Rachel  Mane ou corriger au niveau de la section 1.</w:t>
+              <w:t>L'utilisations de l'internet  de Eunice  Mane est bande dessinée et chants religieux et semble exister dans les modalités, prière de prendre attache avec le QG pour plus d'explication afin de la classer bien.</w:t>
             </w:r>
           </w:p>
         </w:tc>
@@ -2434,7 +2434,7 @@
                 <w:color w:val="16A34A"/>
                 <w:sz w:val="16"/>
               </w:rPr>
-              <w:t>s01q23, s01q00b, s01q23_autre</w:t>
+              <w:t>—</w:t>
             </w:r>
           </w:p>
         </w:tc>
@@ -2465,7 +2465,7 @@
                 <w:i w:val="0"/>
                 <w:sz w:val="17"/>
               </w:rPr>
-              <w:t>L'utilisations de l'internet  de Eunice  Mane est bande dessinée et chants religieux et semble exister dans les modalités, prière de prendre attache avec le QG pour plus d'explication afin de la classer bien.</w:t>
+              <w:t>Prière de verifier l'information donnée par Eunice  Mane ou corriger au niveau de la section 1.</w:t>
             </w:r>
           </w:p>
         </w:tc>
@@ -2524,7 +2524,7 @@
                 <w:color w:val="16A34A"/>
                 <w:sz w:val="16"/>
               </w:rPr>
-              <w:t>—</w:t>
+              <w:t>s01q26</w:t>
             </w:r>
           </w:p>
         </w:tc>
@@ -2540,7 +2540,7 @@
                 <w:color w:val="64748B"/>
                 <w:sz w:val="16"/>
               </w:rPr>
-              <w:t>GT-CQ</w:t>
+              <w:t>Natif SuSo</w:t>
             </w:r>
           </w:p>
         </w:tc>
@@ -2555,7 +2555,7 @@
                 <w:i w:val="0"/>
                 <w:sz w:val="17"/>
               </w:rPr>
-              <w:t>Prière de verifier l'information donnée par Eunice  Mane ou corriger au niveau de la section 1.</w:t>
+              <w:t>Incohérence. %rostertitle% est personne non apparentée au CM ou Domestique ou enfant confié mais la personne sélectionnée n'a pas été déclarée en 1.02 comme étant une personne non apparentée au CM ou Domestique. Veuillez corriger.</w:t>
             </w:r>
           </w:p>
         </w:tc>
@@ -2614,7 +2614,7 @@
                 <w:color w:val="16A34A"/>
                 <w:sz w:val="16"/>
               </w:rPr>
-              <w:t>s01q26</w:t>
+              <w:t>s01q33</w:t>
             </w:r>
           </w:p>
         </w:tc>
@@ -2645,7 +2645,7 @@
                 <w:i w:val="0"/>
                 <w:sz w:val="17"/>
               </w:rPr>
-              <w:t>Incohérence. %rostertitle% est personne non apparentée au CM ou Domestique ou enfant confié mais la personne sélectionnée n'a pas été déclarée en 1.02 comme étant une personne non apparentée au CM ou Domestique. Veuillez corriger.</w:t>
+              <w:t>Attention! %rostertitle% est personne non apparentée au CM/Conjoint ou domestique mais la personne sélectionnée n'a pas été déclarée en 1.02 comme étant personne non apparentée au CM/Conjoint ou domestique. Veuillez corriger.</w:t>
             </w:r>
           </w:p>
         </w:tc>
@@ -2704,7 +2704,7 @@
                 <w:color w:val="16A34A"/>
                 <w:sz w:val="16"/>
               </w:rPr>
-              <w:t>s01q33</w:t>
+              <w:t>s01q26</w:t>
             </w:r>
           </w:p>
         </w:tc>
@@ -2735,277 +2735,7 @@
                 <w:i w:val="0"/>
                 <w:sz w:val="17"/>
               </w:rPr>
-              <w:t>Attention! %rostertitle% est personne non apparentée au CM/Conjoint ou domestique mais la personne sélectionnée n'a pas été déclarée en 1.02 comme étant personne non apparentée au CM/Conjoint ou domestique. Veuillez corriger.</w:t>
-            </w:r>
-          </w:p>
-        </w:tc>
-      </w:tr>
-      <w:tr>
-        <w:tc>
-          <w:tcPr>
-            <w:tcW w:type="dxa" w:w="964"/>
-          </w:tcPr>
-          <w:p>
-            <w:r>
-              <w:rPr>
-                <w:b/>
-                <w:i w:val="0"/>
-                <w:color w:val="EA580C"/>
-                <w:sz w:val="16"/>
-              </w:rPr>
-              <w:t>Moyenne</w:t>
-            </w:r>
-          </w:p>
-        </w:tc>
-        <w:tc>
-          <w:tcPr>
-            <w:tcW w:type="dxa" w:w="1247"/>
-          </w:tcPr>
-          <w:p>
-            <w:r>
-              <w:rPr>
-                <w:b/>
-                <w:i w:val="0"/>
-                <w:sz w:val="16"/>
-              </w:rPr>
-              <w:t>S01</w:t>
-              <w:br/>
-            </w:r>
-            <w:r>
-              <w:rPr>
-                <w:b w:val="0"/>
-                <w:i w:val="0"/>
-                <w:color w:val="64748B"/>
-                <w:sz w:val="14"/>
-              </w:rPr>
-              <w:t>Démographie</w:t>
-            </w:r>
-          </w:p>
-        </w:tc>
-        <w:tc>
-          <w:tcPr>
-            <w:tcW w:type="dxa" w:w="1531"/>
-          </w:tcPr>
-          <w:p>
-            <w:r>
-              <w:rPr>
-                <w:b/>
-                <w:i w:val="0"/>
-                <w:color w:val="16A34A"/>
-                <w:sz w:val="16"/>
-              </w:rPr>
-              <w:t>s01q26</w:t>
-            </w:r>
-          </w:p>
-        </w:tc>
-        <w:tc>
-          <w:tcPr>
-            <w:tcW w:type="dxa" w:w="1191"/>
-          </w:tcPr>
-          <w:p>
-            <w:r>
-              <w:rPr>
-                <w:b w:val="0"/>
-                <w:i w:val="0"/>
-                <w:color w:val="64748B"/>
-                <w:sz w:val="16"/>
-              </w:rPr>
-              <w:t>Natif SuSo</w:t>
-            </w:r>
-          </w:p>
-        </w:tc>
-        <w:tc>
-          <w:tcPr>
-            <w:tcW w:type="dxa" w:w="4706"/>
-          </w:tcPr>
-          <w:p>
-            <w:r>
-              <w:rPr>
-                <w:b w:val="0"/>
-                <w:i w:val="0"/>
-                <w:sz w:val="17"/>
-              </w:rPr>
               <w:t>Incohérence. La personne en cour est l'enfant ou neveu/nièce du chef de ménage. Mais la personne sélectionnée comme père n'est ni un chef de ménage masculin ni une conjoint masculin du chef, soit frère du chef soit autre parent masculin du chef/conjoint(e)</w:t>
-            </w:r>
-          </w:p>
-        </w:tc>
-      </w:tr>
-      <w:tr>
-        <w:tc>
-          <w:tcPr>
-            <w:tcW w:type="dxa" w:w="964"/>
-          </w:tcPr>
-          <w:p>
-            <w:r>
-              <w:rPr>
-                <w:b/>
-                <w:i w:val="0"/>
-                <w:color w:val="EA580C"/>
-                <w:sz w:val="16"/>
-              </w:rPr>
-              <w:t>Moyenne</w:t>
-            </w:r>
-          </w:p>
-        </w:tc>
-        <w:tc>
-          <w:tcPr>
-            <w:tcW w:type="dxa" w:w="1247"/>
-          </w:tcPr>
-          <w:p>
-            <w:r>
-              <w:rPr>
-                <w:b/>
-                <w:i w:val="0"/>
-                <w:sz w:val="16"/>
-              </w:rPr>
-              <w:t>S02</w:t>
-              <w:br/>
-            </w:r>
-            <w:r>
-              <w:rPr>
-                <w:b w:val="0"/>
-                <w:i w:val="0"/>
-                <w:color w:val="64748B"/>
-                <w:sz w:val="14"/>
-              </w:rPr>
-              <w:t>Éducation</w:t>
-            </w:r>
-          </w:p>
-        </w:tc>
-        <w:tc>
-          <w:tcPr>
-            <w:tcW w:type="dxa" w:w="1531"/>
-          </w:tcPr>
-          <w:p>
-            <w:r>
-              <w:rPr>
-                <w:b/>
-                <w:i w:val="0"/>
-                <w:color w:val="16A34A"/>
-                <w:sz w:val="16"/>
-              </w:rPr>
-              <w:t>—</w:t>
-            </w:r>
-          </w:p>
-        </w:tc>
-        <w:tc>
-          <w:tcPr>
-            <w:tcW w:type="dxa" w:w="1191"/>
-          </w:tcPr>
-          <w:p>
-            <w:r>
-              <w:rPr>
-                <w:b w:val="0"/>
-                <w:i w:val="0"/>
-                <w:color w:val="64748B"/>
-                <w:sz w:val="16"/>
-              </w:rPr>
-              <w:t>GT-CQ</w:t>
-            </w:r>
-          </w:p>
-        </w:tc>
-        <w:tc>
-          <w:tcPr>
-            <w:tcW w:type="dxa" w:w="4706"/>
-          </w:tcPr>
-          <w:p>
-            <w:r>
-              <w:rPr>
-                <w:b w:val="0"/>
-                <w:i w:val="0"/>
-                <w:sz w:val="17"/>
-              </w:rPr>
-              <w:t>veuillez, s'il vous plait, confirmer les frais de scolarité ( 1000 FCFA) payée de Eunice  Mane avec le QG ou apporter les corrections nécessaires.</w:t>
-            </w:r>
-          </w:p>
-        </w:tc>
-      </w:tr>
-      <w:tr>
-        <w:tc>
-          <w:tcPr>
-            <w:tcW w:type="dxa" w:w="964"/>
-          </w:tcPr>
-          <w:p>
-            <w:r>
-              <w:rPr>
-                <w:b/>
-                <w:i w:val="0"/>
-                <w:color w:val="EA580C"/>
-                <w:sz w:val="16"/>
-              </w:rPr>
-              <w:t>Moyenne</w:t>
-            </w:r>
-          </w:p>
-        </w:tc>
-        <w:tc>
-          <w:tcPr>
-            <w:tcW w:type="dxa" w:w="1247"/>
-          </w:tcPr>
-          <w:p>
-            <w:r>
-              <w:rPr>
-                <w:b/>
-                <w:i w:val="0"/>
-                <w:sz w:val="16"/>
-              </w:rPr>
-              <w:t>S02</w:t>
-              <w:br/>
-            </w:r>
-            <w:r>
-              <w:rPr>
-                <w:b w:val="0"/>
-                <w:i w:val="0"/>
-                <w:color w:val="64748B"/>
-                <w:sz w:val="14"/>
-              </w:rPr>
-              <w:t>Éducation</w:t>
-            </w:r>
-          </w:p>
-        </w:tc>
-        <w:tc>
-          <w:tcPr>
-            <w:tcW w:type="dxa" w:w="1531"/>
-          </w:tcPr>
-          <w:p>
-            <w:r>
-              <w:rPr>
-                <w:b/>
-                <w:i w:val="0"/>
-                <w:color w:val="16A34A"/>
-                <w:sz w:val="16"/>
-              </w:rPr>
-              <w:t>—</w:t>
-            </w:r>
-          </w:p>
-        </w:tc>
-        <w:tc>
-          <w:tcPr>
-            <w:tcW w:type="dxa" w:w="1191"/>
-          </w:tcPr>
-          <w:p>
-            <w:r>
-              <w:rPr>
-                <w:b w:val="0"/>
-                <w:i w:val="0"/>
-                <w:color w:val="64748B"/>
-                <w:sz w:val="16"/>
-              </w:rPr>
-              <w:t>GT-CQ</w:t>
-            </w:r>
-          </w:p>
-        </w:tc>
-        <w:tc>
-          <w:tcPr>
-            <w:tcW w:type="dxa" w:w="4706"/>
-          </w:tcPr>
-          <w:p>
-            <w:r>
-              <w:rPr>
-                <w:b w:val="0"/>
-                <w:i w:val="0"/>
-                <w:sz w:val="17"/>
-              </w:rPr>
-              <w:t>veuillez, s'il vous plait, confirmer les frais de scolarité ( 1000 FCFA) payée de Rachel  Mane avec le QG ou apporter les corrections nécessaires.</w:t>
             </w:r>
           </w:p>
         </w:tc>
